--- a/docs/handouts/Ch10_FirstProgram_STUDENT.docx
+++ b/docs/handouts/Ch10_FirstProgram_STUDENT.docx
@@ -170,115 +170,115 @@
           <w:i w:val="false"/>
           <w:iCs w:val="false"/>
         </w:rPr>
-        <w:t xml:space="preserve">Time to write real </w:t>
-      </w:r>
-      <w:r>
-        <w:rPr>
-          <w:b/>
-          <w:bCs/>
-          <w:i w:val="false"/>
-          <w:iCs w:val="false"/>
-        </w:rPr>
-        <w:t xml:space="preserve">C++</w:t>
-      </w:r>
-      <w:r>
-        <w:rPr>
-          <w:b w:val="false"/>
-          <w:bCs w:val="false"/>
-          <w:i w:val="false"/>
-          <w:iCs w:val="false"/>
-        </w:rPr>
-        <w:t xml:space="preserve">, send it to your robot, and watch it run. You'll set up </w:t>
-      </w:r>
-      <w:r>
-        <w:rPr>
-          <w:b/>
-          <w:bCs/>
-          <w:i w:val="false"/>
-          <w:iCs w:val="false"/>
-        </w:rPr>
-        <w:t xml:space="preserve">Visual Studio Code</w:t>
-      </w:r>
-      <w:r>
-        <w:rPr>
-          <w:b w:val="false"/>
-          <w:bCs w:val="false"/>
-          <w:i w:val="false"/>
-          <w:iCs w:val="false"/>
-        </w:rPr>
-        <w:t xml:space="preserve"> with the </w:t>
-      </w:r>
-      <w:r>
-        <w:rPr>
-          <w:b/>
-          <w:bCs/>
-          <w:i w:val="false"/>
-          <w:iCs w:val="false"/>
-        </w:rPr>
-        <w:t xml:space="preserve">VEX extension</w:t>
-      </w:r>
-      <w:r>
-        <w:rPr>
-          <w:b w:val="false"/>
-          <w:bCs w:val="false"/>
-          <w:i w:val="false"/>
-          <w:iCs w:val="false"/>
-        </w:rPr>
-        <w:t xml:space="preserve">, create an </w:t>
-      </w:r>
-      <w:r>
-        <w:rPr>
-          <w:b/>
-          <w:bCs/>
-          <w:i w:val="false"/>
-          <w:iCs w:val="false"/>
-        </w:rPr>
-        <w:t xml:space="preserve">EXP project</w:t>
-      </w:r>
-      <w:r>
-        <w:rPr>
-          <w:b w:val="false"/>
-          <w:bCs w:val="false"/>
-          <w:i w:val="false"/>
-          <w:iCs w:val="false"/>
-        </w:rPr>
-        <w:t xml:space="preserve">, learn the </w:t>
-      </w:r>
-      <w:r>
-        <w:rPr>
-          <w:b/>
-          <w:bCs/>
-          <w:i w:val="false"/>
-          <w:iCs w:val="false"/>
-        </w:rPr>
-        <w:t xml:space="preserve">anatomy of a program</w:t>
-      </w:r>
-      <w:r>
-        <w:rPr>
-          <w:b w:val="false"/>
-          <w:bCs w:val="false"/>
-          <w:i w:val="false"/>
-          <w:iCs w:val="false"/>
-        </w:rPr>
-        <w:t xml:space="preserve"> (what every line is for), the commands that make a motor </w:t>
-      </w:r>
-      <w:r>
-        <w:rPr>
-          <w:b/>
-          <w:bCs/>
-          <w:i w:val="false"/>
-          <w:iCs w:val="false"/>
-        </w:rPr>
-        <w:t xml:space="preserve">spin, wait, and stop</w:t>
-      </w:r>
-      <w:r>
-        <w:rPr>
-          <w:b w:val="false"/>
-          <w:bCs w:val="false"/>
-          <w:i w:val="false"/>
-          <w:iCs w:val="false"/>
-        </w:rPr>
-        <w:t xml:space="preserve">, and the </w:t>
+        <w:t xml:space="preserve">Since week 1 you've been writing code in the starter — typing between the two purple lines and leaving everything else alone. This is where you open up those other lines and read the </w:t>
+      </w:r>
+      <w:r>
+        <w:rPr>
+          <w:b/>
+          <w:bCs/>
+          <w:i w:val="false"/>
+          <w:iCs w:val="false"/>
+        </w:rPr>
+        <w:t xml:space="preserve">whole program</w:t>
+      </w:r>
+      <w:r>
+        <w:rPr>
+          <w:b w:val="false"/>
+          <w:bCs w:val="false"/>
+          <w:i w:val="false"/>
+          <w:iCs w:val="false"/>
+        </w:rPr>
+        <w:t xml:space="preserve">: the </w:t>
+      </w:r>
+      <w:r>
+        <w:rPr>
+          <w:b/>
+          <w:bCs/>
+          <w:i w:val="false"/>
+          <w:iCs w:val="false"/>
+        </w:rPr>
+        <w:t xml:space="preserve">setup lines</w:t>
+      </w:r>
+      <w:r>
+        <w:rPr>
+          <w:b w:val="false"/>
+          <w:bCs w:val="false"/>
+          <w:i w:val="false"/>
+          <w:iCs w:val="false"/>
+        </w:rPr>
+        <w:t xml:space="preserve">, the </w:t>
+      </w:r>
+      <w:r>
+        <w:rPr>
+          <w:b/>
+          <w:bCs/>
+          <w:i w:val="false"/>
+          <w:iCs w:val="false"/>
+        </w:rPr>
+        <w:t xml:space="preserve">device list</w:t>
+      </w:r>
+      <w:r>
+        <w:rPr>
+          <w:b w:val="false"/>
+          <w:bCs w:val="false"/>
+          <w:i w:val="false"/>
+          <w:iCs w:val="false"/>
+        </w:rPr>
+        <w:t xml:space="preserve">, </w:t>
+      </w:r>
+      <w:r>
+        <w:rPr>
+          <w:b/>
+          <w:bCs/>
+          <w:i w:val="false"/>
+          <w:iCs w:val="false"/>
+        </w:rPr>
+        <w:t xml:space="preserve">int main()</w:t>
+      </w:r>
+      <w:r>
+        <w:rPr>
+          <w:b w:val="false"/>
+          <w:bCs w:val="false"/>
+          <w:i w:val="false"/>
+          <w:iCs w:val="false"/>
+        </w:rPr>
+        <w:t xml:space="preserve">, </w:t>
+      </w:r>
+      <w:r>
+        <w:rPr>
+          <w:b/>
+          <w:bCs/>
+          <w:i w:val="false"/>
+          <w:iCs w:val="false"/>
+        </w:rPr>
+        <w:t xml:space="preserve">vexcodeInit()</w:t>
+      </w:r>
+      <w:r>
+        <w:rPr>
+          <w:b w:val="false"/>
+          <w:bCs w:val="false"/>
+          <w:i w:val="false"/>
+          <w:iCs w:val="false"/>
+        </w:rPr>
+        <w:t xml:space="preserve">, and the curly braces. Once you know what each part does you're not limited to the region anymore — you can write a complete program yourself, and turn the </w:t>
+      </w:r>
+      <w:r>
+        <w:rPr>
+          <w:b/>
+          <w:bCs/>
+          <w:i w:val="false"/>
+          <w:iCs w:val="false"/>
+        </w:rPr>
+        <w:t xml:space="preserve">pseudocode</w:t>
+      </w:r>
+      <w:r>
+        <w:rPr>
+          <w:b w:val="false"/>
+          <w:bCs w:val="false"/>
+          <w:i w:val="false"/>
+          <w:iCs w:val="false"/>
+        </w:rPr>
+        <w:t xml:space="preserve"> you planned in Chapter 9 into real, running code. It's the same </w:t>
       </w:r>
       <w:r>
         <w:rPr>
@@ -296,7 +296,7 @@
           <w:i w:val="false"/>
           <w:iCs w:val="false"/>
         </w:rPr>
-        <w:t xml:space="preserve"> workflow over USB-C. Then you'll take the pseudocode you wrote in Chapter 9 and make it real — one tested piece at a time. Read Chapter 10 in the textbook for the full walkthrough.</w:t>
+        <w:t xml:space="preserve"> loop you already know, now with nothing hidden. Read Chapter 10 in the textbook for the full walkthrough.</w:t>
       </w:r>
     </w:p>
     <w:p>
@@ -642,7 +642,7 @@
           <w:i w:val="false"/>
           <w:iCs w:val="false"/>
         </w:rPr>
-        <w:t xml:space="preserve">A complete first program — it spins one motor at half speed for five seconds, then stops. Notice it's just a list of steps, top to bottom, like your pseudocode:</w:t>
+        <w:t xml:space="preserve">A complete program — and you'll recognize most of it. It's the AR-Starter you've been using: the setup lines, your motor, main, and a few commands in the middle (this one sets a speed, then spins for five seconds and stops). This time we read every line, including the ones you've been skipping:</w:t>
       </w:r>
     </w:p>
     <w:p>
@@ -660,7 +660,7 @@
           <w:sz w:val="16"/>
           <w:szCs w:val="16"/>
         </w:rPr>
-        <w:t xml:space="preserve">Your first VEX C++ program</w:t>
+        <w:t xml:space="preserve">The whole program — nothing hidden this time</w:t>
       </w:r>
     </w:p>
     <w:tbl>

--- a/docs/handouts/Ch10_FirstProgram_STUDENT.docx
+++ b/docs/handouts/Ch10_FirstProgram_STUDENT.docx
@@ -397,6 +397,25 @@
     </w:p>
     <w:p>
       <w:pPr>
+        <w:pStyle w:val="ListParagraph"/>
+        <w:numPr>
+          <w:ilvl w:val="0"/>
+          <w:numId w:val="2"/>
+        </w:numPr>
+        <w:spacing w:after="40" w:before="0" w:line="264"/>
+      </w:pPr>
+      <w:r>
+        <w:rPr>
+          <w:b w:val="false"/>
+          <w:bCs w:val="false"/>
+          <w:i w:val="false"/>
+          <w:iCs w:val="false"/>
+        </w:rPr>
+        <w:t xml:space="preserve">Wire devices to the right ports on the EXP Brain (numbered Smart Ports, lettered 3-Wire ports), match the code's port to what is plugged in, power the Brain on and off, and run a first check when nothing happens.</w:t>
+      </w:r>
+    </w:p>
+    <w:p>
+      <w:pPr>
         <w:pBdr>
           <w:bottom w:val="single" w:color="2E75B6" w:sz="6" w:space="2"/>
         </w:pBdr>
@@ -515,7 +534,35 @@
           <w:i w:val="false"/>
           <w:iCs w:val="false"/>
         </w:rPr>
-        <w:t xml:space="preserve">Download &amp;amp; run:  </w:t>
+        <w:t xml:space="preserve">Ports &amp; wiring:  </w:t>
+      </w:r>
+      <w:r>
+        <w:rPr>
+          <w:b w:val="false"/>
+          <w:bCs w:val="false"/>
+          <w:i w:val="false"/>
+          <w:iCs w:val="false"/>
+        </w:rPr>
+        <w:t xml:space="preserve">the EXP Brain has 10 numbered Smart Ports (Smart Motor, Distance, Optical, via a Smart Cable that clicks in) and 8 lettered 3-Wire ports A-H (Bumper, Potentiometer V2); the Inertial is built in. Always name each device in code to match the port it is plugged into — a mismatch is the usual reason a new program does nothing. Power on with the Check button, off with the X button.</w:t>
+      </w:r>
+    </w:p>
+    <w:p>
+      <w:pPr>
+        <w:pStyle w:val="ListParagraph"/>
+        <w:numPr>
+          <w:ilvl w:val="0"/>
+          <w:numId w:val="3"/>
+        </w:numPr>
+        <w:spacing w:after="40" w:before="0" w:line="264"/>
+      </w:pPr>
+      <w:r>
+        <w:rPr>
+          <w:b/>
+          <w:bCs/>
+          <w:i w:val="false"/>
+          <w:iCs w:val="false"/>
+        </w:rPr>
+        <w:t xml:space="preserve">Download &amp; run:  </w:t>
       </w:r>
       <w:r>
         <w:rPr>
@@ -1336,6 +1383,246 @@
           <w:iCs w:val="false"/>
         </w:rPr>
         <w:t xml:space="preserve"> and the motor keeps spinning — the classic Chapter 9 bug.</w:t>
+      </w:r>
+    </w:p>
+    <w:p>
+      <w:pPr>
+        <w:pBdr>
+          <w:bottom w:val="single" w:color="2E75B6" w:sz="6" w:space="2"/>
+        </w:pBdr>
+        <w:spacing w:after="70" w:before="200"/>
+      </w:pPr>
+      <w:r>
+        <w:rPr>
+          <w:b/>
+          <w:bCs/>
+          <w:i w:val="false"/>
+          <w:iCs w:val="false"/>
+          <w:color w:val="2E75B6"/>
+          <w:sz w:val="24"/>
+          <w:szCs w:val="24"/>
+        </w:rPr>
+        <w:t xml:space="preserve">Wiring the Brain: Ports &amp; Power</w:t>
+      </w:r>
+    </w:p>
+    <w:p>
+      <w:pPr>
+        <w:spacing w:after="40" w:before="0" w:line="264"/>
+      </w:pPr>
+      <w:r>
+        <w:rPr>
+          <w:b w:val="false"/>
+          <w:bCs w:val="false"/>
+          <w:i w:val="false"/>
+          <w:iCs w:val="false"/>
+        </w:rPr>
+        <w:t xml:space="preserve">Your code names each device and the port it is plugged into (motor leftMotor = motor(PORT1);), so the motor must really be in port 1. The EXP Brain has two kinds of port, plus one sensor built in:</w:t>
+      </w:r>
+    </w:p>
+    <w:p>
+      <w:pPr>
+        <w:spacing w:after="16" w:before="0" w:line="264"/>
+      </w:pPr>
+      <w:r>
+        <w:rPr>
+          <w:b/>
+          <w:bCs/>
+          <w:i w:val="false"/>
+          <w:iCs w:val="false"/>
+        </w:rPr>
+        <w:t xml:space="preserve">10 Smart Ports</w:t>
+      </w:r>
+      <w:r>
+        <w:rPr>
+          <w:b w:val="false"/>
+          <w:bCs w:val="false"/>
+          <w:i w:val="false"/>
+          <w:iCs w:val="false"/>
+        </w:rPr>
+        <w:t xml:space="preserve"> (numbered 1-10, top and bottom edges): the Smart Motor, Distance, and Optical sensors plug in with a Smart Cable, named by number — motor(PORT1), distance(PORT2).</w:t>
+      </w:r>
+    </w:p>
+    <w:p>
+      <w:pPr>
+        <w:spacing w:after="16" w:before="0" w:line="264"/>
+      </w:pPr>
+      <w:r>
+        <w:rPr>
+          <w:b/>
+          <w:bCs/>
+          <w:i w:val="false"/>
+          <w:iCs w:val="false"/>
+        </w:rPr>
+        <w:t xml:space="preserve">8 3-Wire Ports</w:t>
+      </w:r>
+      <w:r>
+        <w:rPr>
+          <w:b w:val="false"/>
+          <w:bCs w:val="false"/>
+          <w:i w:val="false"/>
+          <w:iCs w:val="false"/>
+        </w:rPr>
+        <w:t xml:space="preserve"> (lettered A-H): simpler devices — the Bumper Switch and Potentiometer V2 — named by letter, bumper(Brain.ThreeWirePort.A).</w:t>
+      </w:r>
+    </w:p>
+    <w:p>
+      <w:pPr>
+        <w:spacing w:after="20" w:before="0" w:line="264"/>
+      </w:pPr>
+      <w:r>
+        <w:rPr>
+          <w:b/>
+          <w:bCs/>
+          <w:i w:val="false"/>
+          <w:iCs w:val="false"/>
+        </w:rPr>
+        <w:t xml:space="preserve">Inertial Sensor</w:t>
+      </w:r>
+      <w:r>
+        <w:rPr>
+          <w:b w:val="false"/>
+          <w:bCs w:val="false"/>
+          <w:i w:val="false"/>
+          <w:iCs w:val="false"/>
+        </w:rPr>
+        <w:t xml:space="preserve"> — built into the Brain; there is no port, and it is always available (Chapter 13).</w:t>
+      </w:r>
+    </w:p>
+    <w:p>
+      <w:pPr>
+        <w:spacing w:after="40" w:before="120"/>
+        <w:jc w:val="center"/>
+      </w:pPr>
+      <w:r>
+        <w:drawing>
+          <wp:inline distT="0" distB="0" distL="0" distR="0">
+            <wp:extent cx="5334000" cy="3105150"/>
+            <wp:effectExtent t="0" r="0" b="0" l="0"/>
+            <wp:docPr id="1" name="" descr="" title=""/>
+            <wp:cNvGraphicFramePr>
+              <a:graphicFrameLocks xmlns:a="http://schemas.openxmlformats.org/drawingml/2006/main" noChangeAspect="1"/>
+            </wp:cNvGraphicFramePr>
+            <a:graphic xmlns:a="http://schemas.openxmlformats.org/drawingml/2006/main">
+              <a:graphicData uri="http://schemas.openxmlformats.org/drawingml/2006/picture">
+                <pic:pic xmlns:pic="http://schemas.openxmlformats.org/drawingml/2006/picture">
+                  <pic:nvPicPr>
+                    <pic:cNvPr id="0" name="" descr=""/>
+                    <pic:cNvPicPr>
+                      <a:picLocks noChangeAspect="1" noChangeArrowheads="1"/>
+                    </pic:cNvPicPr>
+                  </pic:nvPicPr>
+                  <pic:blipFill>
+                    <a:blip r:embed="rId8" cstate="none"/>
+                    <a:srcRect/>
+                    <a:stretch>
+                      <a:fillRect/>
+                    </a:stretch>
+                  </pic:blipFill>
+                  <pic:spPr bwMode="auto">
+                    <a:xfrm>
+                      <a:off x="0" y="0"/>
+                      <a:ext cx="5334000" cy="3105150"/>
+                    </a:xfrm>
+                    <a:prstGeom prst="rect">
+                      <a:avLst/>
+                    </a:prstGeom>
+                  </pic:spPr>
+                </pic:pic>
+              </a:graphicData>
+            </a:graphic>
+          </wp:inline>
+        </w:drawing>
+      </w:r>
+    </w:p>
+    <w:p>
+      <w:pPr>
+        <w:spacing w:after="140"/>
+        <w:jc w:val="center"/>
+      </w:pPr>
+      <w:r>
+        <w:rPr>
+          <w:b w:val="false"/>
+          <w:bCs w:val="false"/>
+          <w:i/>
+          <w:iCs/>
+          <w:color w:val="5B6470"/>
+          <w:sz w:val="17"/>
+          <w:szCs w:val="17"/>
+        </w:rPr>
+        <w:t xml:space="preserve">The EXP Brain: 10 numbered Smart Ports (Smart Motor, Distance, Optical), 8 lettered 3-Wire ports A-H (Bumper, Potentiometer V2), and a built-in Inertial. Name each device in code to match its port.</w:t>
+      </w:r>
+    </w:p>
+    <w:p>
+      <w:pPr>
+        <w:spacing w:after="30" w:before="30" w:line="264"/>
+      </w:pPr>
+      <w:r>
+        <w:rPr>
+          <w:b w:val="false"/>
+          <w:bCs w:val="false"/>
+          <w:i w:val="false"/>
+          <w:iCs w:val="false"/>
+        </w:rPr>
+        <w:t xml:space="preserve">Push a Smart Cable firmly into both the device and the Brain until it clicks; remove it with the release tab, not by pulling the wire. 3-Wire connectors are keyed and go in one way. </w:t>
+      </w:r>
+      <w:r>
+        <w:rPr>
+          <w:b/>
+          <w:bCs/>
+          <w:i w:val="false"/>
+          <w:iCs w:val="false"/>
+        </w:rPr>
+        <w:t xml:space="preserve">Match the code to the ports</w:t>
+      </w:r>
+      <w:r>
+        <w:rPr>
+          <w:b w:val="false"/>
+          <w:bCs w:val="false"/>
+          <w:i w:val="false"/>
+          <w:iCs w:val="false"/>
+        </w:rPr>
+        <w:t xml:space="preserve"> — the most common reason a new program does nothing is the code naming one port while the device is in another. </w:t>
+      </w:r>
+      <w:r>
+        <w:rPr>
+          <w:b/>
+          <w:bCs/>
+          <w:i w:val="false"/>
+          <w:iCs w:val="false"/>
+        </w:rPr>
+        <w:t xml:space="preserve">Power:</w:t>
+      </w:r>
+      <w:r>
+        <w:rPr>
+          <w:b w:val="false"/>
+          <w:bCs w:val="false"/>
+          <w:i w:val="false"/>
+          <w:iCs w:val="false"/>
+        </w:rPr>
+        <w:t xml:space="preserve"> a charged battery slides into the back; press the Check button to turn on, the X button to turn off. (The EXP battery and charger are their own — they do not swap with the V5 team's kit.)</w:t>
+      </w:r>
+    </w:p>
+    <w:p>
+      <w:pPr>
+        <w:spacing w:after="20" w:before="0" w:line="264"/>
+      </w:pPr>
+      <w:r>
+        <w:rPr>
+          <w:b/>
+          <w:bCs/>
+          <w:i w:val="false"/>
+          <w:iCs w:val="false"/>
+        </w:rPr>
+        <w:t xml:space="preserve">It downloaded but nothing moves? Check in order:  </w:t>
+      </w:r>
+      <w:r>
+        <w:rPr>
+          <w:b w:val="false"/>
+          <w:bCs w:val="false"/>
+          <w:i w:val="false"/>
+          <w:iCs w:val="false"/>
+        </w:rPr>
+        <w:t xml:space="preserve">(1) cable seated — re-push till it clicks; (2) right port — does the code's PORT1 match where it is plugged? The Brain's Devices screen and the VEX DEVICE INFO panel in VS Code both show what the Brain detects; (3) powered and charged; (4) named in the device list; (5) motor whining but not turning = too much load (Chapter 3's stall).</w:t>
       </w:r>
     </w:p>
     <w:p>
@@ -3374,6 +3661,25 @@
           <w:iCs w:val="false"/>
         </w:rPr>
         <w:t xml:space="preserve">Why is it better to write and test one command at a time than to type the whole program first? Connect your answer to the test loop in the diagram.</w:t>
+      </w:r>
+    </w:p>
+    <w:p>
+      <w:pPr>
+        <w:pStyle w:val="ListParagraph"/>
+        <w:numPr>
+          <w:ilvl w:val="0"/>
+          <w:numId w:val="6"/>
+        </w:numPr>
+        <w:spacing w:after="40" w:before="90" w:line="264"/>
+      </w:pPr>
+      <w:r>
+        <w:rPr>
+          <w:b w:val="false"/>
+          <w:bCs w:val="false"/>
+          <w:i w:val="false"/>
+          <w:iCs w:val="false"/>
+        </w:rPr>
+        <w:t xml:space="preserve">Your code says motor(PORT1) but the motor is plugged into port 3, and nothing happens when you run it. What is wrong, and what two things on the screen could you check to see which port the Brain actually detects the motor in?</w:t>
       </w:r>
     </w:p>
     <w:p>
